--- a/docs/part-1/VPS_SAD.docx
+++ b/docs/part-1/VPS_SAD.docx
@@ -7658,7 +7658,7 @@
           <w:rFonts w:ascii="Cambria" w:hAnsi="Cambria" w:cs="Cambria" w:eastAsia="Cambria"/>
           <w:sz w:val="22"/>
         </w:rPr>
-        <w:t>Layouts are mobile first, from 360 pixels wide, because most Drivers book from phones.</w:t>
+        <w:t>Layouts are mobile first, from 360 pixels wide, since Drivers mostly use phones (SRS 2.3).</w:t>
       </w:r>
     </w:p>
     <w:p>
